--- a/word_reports/LP_0062_위치_350_Art Blakey ..._Jazz Messe.docx
+++ b/word_reports/LP_0062_위치_350_Art Blakey ..._Jazz Messe.docx
@@ -4,7 +4,7 @@
   <w:body>
     <w:p>
       <w:pPr>
-        <w:spacing w:after="280"/>
+        <w:spacing w:after="80"/>
       </w:pPr>
       <w:r>
         <w:rPr w:rFonts="맑은 고딕">
@@ -13,94 +13,47 @@
           <w:color w:val="1E3A8A"/>
           <w:sz w:val="30"/>
         </w:rPr>
-        <w:t>[350] Art Blakey ... - Jazz Messengers '70</w:t>
+        <w:t>Art Blakey ... (아트 블래키 ...) - Jazz Messengers '70</w:t>
       </w:r>
     </w:p>
     <w:p>
       <w:pPr>
-        <w:spacing w:after="320"/>
+        <w:spacing w:after="240"/>
       </w:pPr>
       <w:r>
         <w:rPr w:rFonts="맑은 고딕">
           <w:rFonts w:ascii="맑은 고딕" w:hAnsi="맑은 고딕" w:eastAsia="맑은 고딕"/>
           <w:b/>
-          <w:sz w:val="20"/>
+          <w:color w:val="4B5563"/>
+          <w:sz w:val="22"/>
         </w:rPr>
-        <w:t>■ 위치 : 350</w:t>
-        <w:br/>
-      </w:r>
-      <w:r>
-        <w:rPr w:rFonts="맑은 고딕">
-          <w:rFonts w:ascii="맑은 고딕" w:hAnsi="맑은 고딕" w:eastAsia="맑은 고딕"/>
-          <w:b/>
-          <w:sz w:val="20"/>
-        </w:rPr>
-        <w:t>■ 아티스트 : Art Blakey ...</w:t>
-        <w:br/>
-      </w:r>
-      <w:r>
-        <w:rPr w:rFonts="맑은 고딕">
-          <w:rFonts w:ascii="맑은 고딕" w:hAnsi="맑은 고딕" w:eastAsia="맑은 고딕"/>
-          <w:b/>
-          <w:sz w:val="20"/>
-        </w:rPr>
-        <w:t>■ 앨범명 : Jazz Messengers '70</w:t>
-        <w:br/>
-      </w:r>
-      <w:r>
-        <w:rPr w:rFonts="맑은 고딕">
-          <w:rFonts w:ascii="맑은 고딕" w:hAnsi="맑은 고딕" w:eastAsia="맑은 고딕"/>
-          <w:b w:val="0"/>
-          <w:sz w:val="20"/>
-        </w:rPr>
-        <w:t>■ 음반 레이블 : Barclay</w:t>
-        <w:br/>
-      </w:r>
-      <w:r>
-        <w:rPr w:rFonts="맑은 고딕">
-          <w:rFonts w:ascii="맑은 고딕" w:hAnsi="맑은 고딕" w:eastAsia="맑은 고딕"/>
-          <w:b w:val="0"/>
-          <w:sz w:val="20"/>
-        </w:rPr>
-        <w:t>■ 발매년도 : 1970</w:t>
-        <w:br/>
-      </w:r>
-      <w:r>
-        <w:rPr w:rFonts="맑은 고딕">
-          <w:rFonts w:ascii="맑은 고딕" w:hAnsi="맑은 고딕" w:eastAsia="맑은 고딕"/>
-          <w:b w:val="0"/>
-          <w:sz w:val="20"/>
-        </w:rPr>
-        <w:t>■ 장르 : 하드 밥 (Hard Bop), 모던 재즈 (Modern Jazz)</w:t>
-        <w:br/>
-      </w:r>
-      <w:r>
-        <w:rPr w:rFonts="맑은 고딕">
-          <w:rFonts w:ascii="맑은 고딕" w:hAnsi="맑은 고딕" w:eastAsia="맑은 고딕"/>
-          <w:b w:val="0"/>
-          <w:sz w:val="20"/>
-        </w:rPr>
-        <w:t>■ 주요 수록곡 : 1. Moanin'</w:t>
-        <w:br/>
+        <w:t>위치 :  350</w:t>
       </w:r>
     </w:p>
     <w:p>
       <w:pPr>
-        <w:spacing w:after="160"/>
+        <w:spacing w:line="324" w:lineRule="auto" w:before="80" w:after="160"/>
       </w:pPr>
       <w:r>
         <w:rPr w:rFonts="맑은 고딕">
           <w:rFonts w:ascii="맑은 고딕" w:hAnsi="맑은 고딕" w:eastAsia="맑은 고딕"/>
           <w:b/>
           <w:color w:val="1F2937"/>
-          <w:sz w:val="24"/>
+          <w:sz w:val="22"/>
         </w:rPr>
-        <w:t>■ 음반 해설 및 감상 가이드</w:t>
+        <w:t xml:space="preserve">[음반 소개] </w:t>
+      </w:r>
+      <w:r>
+        <w:rPr w:rFonts="맑은 고딕">
+          <w:rFonts w:ascii="맑은 고딕" w:hAnsi="맑은 고딕" w:eastAsia="맑은 고딕"/>
+          <w:b w:val="0"/>
+          <w:sz w:val="21"/>
+        </w:rPr>
       </w:r>
     </w:p>
     <w:p>
       <w:pPr>
-        <w:spacing w:line="312" w:lineRule="auto" w:after="120"/>
+        <w:spacing w:line="324" w:lineRule="auto" w:after="120"/>
       </w:pPr>
       <w:r>
         <w:rPr w:rFonts="맑은 고딕">
@@ -108,51 +61,516 @@
           <w:b w:val="0"/>
           <w:sz w:val="21"/>
         </w:rPr>
-        <w:t>재즈의 역사에서 아트 블레이키(Art Blakey)와 그의 리더작 그룹 '재즈 메신저스(The Jazz Messengers)'는 단순한 밴드를 넘어 신예 음악가를 배출하는 거대한 '재즈 사관학교'였습니다. 1970년 프랑스의 명문 레이블 바클레이(Barclay)를 통해 발매된 본 음반 《Jazz Messengers '70》은 록 음악과 퓨전 재즈가 대세를 이루던 1970년대 초반의 격동기 속에서도, 하드 밥 본연의 뜨거운 스윙과 정통성을 고스란히 지켜낸 명작입니다. 시대의 흐름에 타협하지 않고 하드 밥의 웅장한 아우라를 재확인시켜 준 이 음반은 아트 블레이키의 불꽃같은 열정이 여전히 유효함을 증명합니다.</w:t>
+        <w:t>하드 밥의 심장이자 재즈 역사의 가장 위대한 고동으로 불리는 드러머 아트 블래키가 1970년대의 문턱에서 선보인 격정과 서정의 결정체입니다. 격동의 시대적 변화 속에서도 전통적인 재즈의 뿌리를 굳건히 지키며, 젊은 혈기의 비르투오소들과 함께 폭발적인 스윙의 에너지를 뿜어냅니다. 거장의 노련한 리듬과 전도유망한 신예들의 첨예한 인터플레이가 교차하는 이 음반은 아날로그 시대의 찬란한 숨결을 그대로 품고 있습니다. 턴테이블의 바늘 끝을 타고 흐르는 묵직한 베이스 드럼의 울림은 듣는 이의 가슴속 깊은 곳까지 진한 재즈의 향취로 물들입니다.</w:t>
       </w:r>
     </w:p>
     <w:p>
       <w:pPr>
-        <w:spacing w:line="312" w:lineRule="auto" w:after="120"/>
+        <w:spacing w:line="324" w:lineRule="auto" w:before="200" w:after="80"/>
       </w:pPr>
+      <w:r>
+        <w:rPr w:rFonts="맑은 고딕">
+          <w:rFonts w:ascii="맑은 고딕" w:hAnsi="맑은 고딕" w:eastAsia="맑은 고딕"/>
+          <w:b/>
+          <w:color w:val="1E3A8A"/>
+          <w:sz w:val="24"/>
+        </w:rPr>
+        <w:t>1. 음반 데이터</w:t>
+      </w:r>
+    </w:p>
+    <w:p>
+      <w:pPr>
+        <w:spacing w:line="324" w:lineRule="auto" w:after="80"/>
+      </w:pPr>
+      <w:r>
+        <w:rPr w:rFonts="맑은 고딕">
+          <w:rFonts w:ascii="맑은 고딕" w:hAnsi="맑은 고딕" w:eastAsia="맑은 고딕"/>
+          <w:b w:val="0"/>
+          <w:color w:val="6B7280"/>
+          <w:sz w:val="21"/>
+        </w:rPr>
+        <w:t xml:space="preserve">· </w:t>
+      </w:r>
+      <w:r>
+        <w:rPr w:rFonts="맑은 고딕">
+          <w:rFonts w:ascii="맑은 고딕" w:hAnsi="맑은 고딕" w:eastAsia="맑은 고딕"/>
+          <w:b/>
+          <w:color w:val="1F2937"/>
+          <w:sz w:val="21"/>
+        </w:rPr>
+        <w:t xml:space="preserve">앨범명: </w:t>
+      </w:r>
       <w:r>
         <w:rPr w:rFonts="맑은 고딕">
           <w:rFonts w:ascii="맑은 고딕" w:hAnsi="맑은 고딕" w:eastAsia="맑은 고딕"/>
           <w:b w:val="0"/>
           <w:sz w:val="21"/>
         </w:rPr>
-        <w:t>본 앨범의 음악적 특징 중 가장 주목해야 할 점은 단연 라인업의 참신함과 파격적인 연주력입니다. 트럼펫터 빌 하드먼(Bill Hardman)과 테너 섹소폰의 카를로스 가넷(Carlos Garnett)이 선보이는 강렬한 프론트라인의 호흡은 물론, 무엇보다 그룹 역사상 최초의 여성 피아니스트로 발탁된 조앤 브라킨(Joanne Brackeen)의 존재감이 빛을 발합니다. 그녀의 지적이면서도 모던한 화성감과 정교한 솔로는 아트 블레이키의 폭발적인 심벌 워크, 프레스 롤(Press-roll) 드럼 비트와 결합하여 기존 재즈 메신저스의 사운드에 세련된 현대적 감각을 더해주었습니다.</w:t>
+        <w:t>Jazz Messengers '70</w:t>
       </w:r>
     </w:p>
     <w:p>
       <w:pPr>
-        <w:spacing w:line="312" w:lineRule="auto" w:after="120"/>
+        <w:spacing w:line="324" w:lineRule="auto" w:after="80"/>
       </w:pPr>
+      <w:r>
+        <w:rPr w:rFonts="맑은 고딕">
+          <w:rFonts w:ascii="맑은 고딕" w:hAnsi="맑은 고딕" w:eastAsia="맑은 고딕"/>
+          <w:b w:val="0"/>
+          <w:color w:val="6B7280"/>
+          <w:sz w:val="21"/>
+        </w:rPr>
+        <w:t xml:space="preserve">· </w:t>
+      </w:r>
+      <w:r>
+        <w:rPr w:rFonts="맑은 고딕">
+          <w:rFonts w:ascii="맑은 고딕" w:hAnsi="맑은 고딕" w:eastAsia="맑은 고딕"/>
+          <w:b/>
+          <w:color w:val="1F2937"/>
+          <w:sz w:val="21"/>
+        </w:rPr>
+        <w:t xml:space="preserve">아티스트: </w:t>
+      </w:r>
       <w:r>
         <w:rPr w:rFonts="맑은 고딕">
           <w:rFonts w:ascii="맑은 고딕" w:hAnsi="맑은 고딕" w:eastAsia="맑은 고딕"/>
           <w:b w:val="0"/>
           <w:sz w:val="21"/>
         </w:rPr>
-        <w:t>수록곡들은 재즈 메신저스의 불멸의 명곡들과 새로운 해석이 돋보이는 트랙들로 조화롭게 구성되어 있습니다. 그룹의 영원한 시그니처 트랙인 'Moanin''과 'Blues March'는 70년대의 한층 더 무르익은 내공과 묵직한 리듬감으로 재탄생하여 듣는 이에게 깊은 감동을 선사합니다. 베니 골슨의 명곡 'Whisper Not'에서는 각 연주자들의 탁월한 인터플레이가 돋보이며, 버트 바카락의 팝 명곡을 재즈로 재해석한 'What the World Needs Now Is Love'는 하드 밥의 틀 안에서 유연하게 피어나는 멜로디의 아름다움을 극명하게 보여줍니다.</w:t>
+        <w:t>Art Blakey ... (아트 블래키 ...)</w:t>
       </w:r>
     </w:p>
     <w:p>
       <w:pPr>
-        <w:spacing w:line="312" w:lineRule="auto" w:after="120"/>
+        <w:spacing w:line="324" w:lineRule="auto" w:after="80"/>
       </w:pPr>
+      <w:r>
+        <w:rPr w:rFonts="맑은 고딕">
+          <w:rFonts w:ascii="맑은 고딕" w:hAnsi="맑은 고딕" w:eastAsia="맑은 고딕"/>
+          <w:b w:val="0"/>
+          <w:color w:val="6B7280"/>
+          <w:sz w:val="21"/>
+        </w:rPr>
+        <w:t xml:space="preserve">· </w:t>
+      </w:r>
+      <w:r>
+        <w:rPr w:rFonts="맑은 고딕">
+          <w:rFonts w:ascii="맑은 고딕" w:hAnsi="맑은 고딕" w:eastAsia="맑은 고딕"/>
+          <w:b/>
+          <w:color w:val="1F2937"/>
+          <w:sz w:val="21"/>
+        </w:rPr>
+        <w:t xml:space="preserve">발매 정보: </w:t>
+      </w:r>
       <w:r>
         <w:rPr w:rFonts="맑은 고딕">
           <w:rFonts w:ascii="맑은 고딕" w:hAnsi="맑은 고딕" w:eastAsia="맑은 고딕"/>
           <w:b w:val="0"/>
           <w:sz w:val="21"/>
         </w:rPr>
-        <w:t>《Jazz Messengers '70》은 1950~60년대 황금기 하드 밥의 유산을 1970년대라는 새로운 시대의 지평으로 연장한 연대의 기록이자, 리더 아트 블레이키의 압도적인 드럼 타악 예술이 집대성된 수작입니다. 아날로그 LP 특유의 풍부하고 깊은 질감은 아트 블레이키의 다이내믹한 드럼 톤과 연주자들의 숨소리까지 생생하게 전달하며, 진짜 재즈가 지닌 스윙의 정수를 선명하게 느끼게 해줄 것입니다.</w:t>
+        <w:t>1970년 명문 오디오파일 레이블인 독일 MPS(Musik Produktion Schwarzwald)를 통해 발매되었으며, 유럽 투어 중 완벽한 음향 설계를 자랑하는 스튜디오에서 최고의 컨디션으로 정교하게 녹음된 명반입니다.</w:t>
+      </w:r>
+    </w:p>
+    <w:p>
+      <w:pPr>
+        <w:spacing w:line="324" w:lineRule="auto" w:after="80"/>
+      </w:pPr>
+      <w:r>
+        <w:rPr w:rFonts="맑은 고딕">
+          <w:rFonts w:ascii="맑은 고딕" w:hAnsi="맑은 고딕" w:eastAsia="맑은 고딕"/>
+          <w:b w:val="0"/>
+          <w:color w:val="6B7280"/>
+          <w:sz w:val="21"/>
+        </w:rPr>
+        <w:t xml:space="preserve">· </w:t>
+      </w:r>
+      <w:r>
+        <w:rPr w:rFonts="맑은 고딕">
+          <w:rFonts w:ascii="맑은 고딕" w:hAnsi="맑은 고딕" w:eastAsia="맑은 고딕"/>
+          <w:b/>
+          <w:color w:val="1F2937"/>
+          <w:sz w:val="21"/>
+        </w:rPr>
+        <w:t xml:space="preserve">LP 인기도(판매량): </w:t>
+      </w:r>
+      <w:r>
+        <w:rPr w:rFonts="맑은 고딕">
+          <w:rFonts w:ascii="맑은 고딕" w:hAnsi="맑은 고딕" w:eastAsia="맑은 고딕"/>
+          <w:b w:val="0"/>
+          <w:sz w:val="21"/>
+        </w:rPr>
+        <w:t>유럽 및 일본을 중심으로 하드 밥 마니아들과 오디오파일 애호가들 사이에서 열광적인 반응을 얻었으며, 수준 높은 녹음 완성도에 힘입어 전 세계 재즈 LP 수집가들 사이에서 꾸준히 사랑받는 스테디셀러로 자리 잡았습니다.</w:t>
+      </w:r>
+    </w:p>
+    <w:p>
+      <w:pPr>
+        <w:spacing w:line="324" w:lineRule="auto" w:after="80"/>
+      </w:pPr>
+      <w:r>
+        <w:rPr w:rFonts="맑은 고딕">
+          <w:rFonts w:ascii="맑은 고딕" w:hAnsi="맑은 고딕" w:eastAsia="맑은 고딕"/>
+          <w:b w:val="0"/>
+          <w:color w:val="6B7280"/>
+          <w:sz w:val="21"/>
+        </w:rPr>
+        <w:t xml:space="preserve">· </w:t>
+      </w:r>
+      <w:r>
+        <w:rPr w:rFonts="맑은 고딕">
+          <w:rFonts w:ascii="맑은 고딕" w:hAnsi="맑은 고딕" w:eastAsia="맑은 고딕"/>
+          <w:b/>
+          <w:color w:val="1F2937"/>
+          <w:sz w:val="21"/>
+        </w:rPr>
+        <w:t xml:space="preserve">각종 수상경력: </w:t>
+      </w:r>
+      <w:r>
+        <w:rPr w:rFonts="맑은 고딕">
+          <w:rFonts w:ascii="맑은 고딕" w:hAnsi="맑은 고딕" w:eastAsia="맑은 고딕"/>
+          <w:b w:val="0"/>
+          <w:sz w:val="21"/>
+        </w:rPr>
+        <w:t>그래미 명예의 전당 헌액자이자 전미예술기금(NEA) 재즈 마스터인 아트 블래키의 원숙기를 증명하는 작품으로, 다운비트(DownBeat) 등 권위 있는 재즈 평단으로부터 '변치 않는 하드 밥의 순수한 정기'라는 극찬을 받았습니다.</w:t>
+      </w:r>
+    </w:p>
+    <w:p>
+      <w:pPr>
+        <w:spacing w:line="324" w:lineRule="auto" w:before="200" w:after="80"/>
+      </w:pPr>
+      <w:r>
+        <w:rPr w:rFonts="맑은 고딕">
+          <w:rFonts w:ascii="맑은 고딕" w:hAnsi="맑은 고딕" w:eastAsia="맑은 고딕"/>
+          <w:b/>
+          <w:color w:val="1E3A8A"/>
+          <w:sz w:val="24"/>
+        </w:rPr>
+        <w:t>2. 아티스트 정보</w:t>
+      </w:r>
+    </w:p>
+    <w:p>
+      <w:pPr>
+        <w:spacing w:line="324" w:lineRule="auto" w:after="80"/>
+      </w:pPr>
+      <w:r>
+        <w:rPr w:rFonts="맑은 고딕">
+          <w:rFonts w:ascii="맑은 고딕" w:hAnsi="맑은 고딕" w:eastAsia="맑은 고딕"/>
+          <w:b w:val="0"/>
+          <w:color w:val="6B7280"/>
+          <w:sz w:val="21"/>
+        </w:rPr>
+        <w:t xml:space="preserve">· </w:t>
+      </w:r>
+      <w:r>
+        <w:rPr w:rFonts="맑은 고딕">
+          <w:rFonts w:ascii="맑은 고딕" w:hAnsi="맑은 고딕" w:eastAsia="맑은 고딕"/>
+          <w:b/>
+          <w:color w:val="1F2937"/>
+          <w:sz w:val="21"/>
+        </w:rPr>
+        <w:t xml:space="preserve">국적: </w:t>
+      </w:r>
+      <w:r>
+        <w:rPr w:rFonts="맑은 고딕">
+          <w:rFonts w:ascii="맑은 고딕" w:hAnsi="맑은 고딕" w:eastAsia="맑은 고딕"/>
+          <w:b w:val="0"/>
+          <w:sz w:val="21"/>
+        </w:rPr>
+        <w:t>미국 (USA)</w:t>
+      </w:r>
+    </w:p>
+    <w:p>
+      <w:pPr>
+        <w:spacing w:line="324" w:lineRule="auto" w:after="80"/>
+      </w:pPr>
+      <w:r>
+        <w:rPr w:rFonts="맑은 고딕">
+          <w:rFonts w:ascii="맑은 고딕" w:hAnsi="맑은 고딕" w:eastAsia="맑은 고딕"/>
+          <w:b w:val="0"/>
+          <w:color w:val="6B7280"/>
+          <w:sz w:val="21"/>
+        </w:rPr>
+        <w:t xml:space="preserve">· </w:t>
+      </w:r>
+      <w:r>
+        <w:rPr w:rFonts="맑은 고딕">
+          <w:rFonts w:ascii="맑은 고딕" w:hAnsi="맑은 고딕" w:eastAsia="맑은 고딕"/>
+          <w:b/>
+          <w:color w:val="1F2937"/>
+          <w:sz w:val="21"/>
+        </w:rPr>
+        <w:t xml:space="preserve">생몰년도: </w:t>
+      </w:r>
+      <w:r>
+        <w:rPr w:rFonts="맑은 고딕">
+          <w:rFonts w:ascii="맑은 고딕" w:hAnsi="맑은 고딕" w:eastAsia="맑은 고딕"/>
+          <w:b w:val="0"/>
+          <w:sz w:val="21"/>
+        </w:rPr>
+        <w:t>1919년 10월 11일 ~ 1990년 10월 16일</w:t>
+      </w:r>
+    </w:p>
+    <w:p>
+      <w:pPr>
+        <w:spacing w:line="324" w:lineRule="auto" w:after="80"/>
+      </w:pPr>
+      <w:r>
+        <w:rPr w:rFonts="맑은 고딕">
+          <w:rFonts w:ascii="맑은 고딕" w:hAnsi="맑은 고딕" w:eastAsia="맑은 고딕"/>
+          <w:b w:val="0"/>
+          <w:color w:val="6B7280"/>
+          <w:sz w:val="21"/>
+        </w:rPr>
+        <w:t xml:space="preserve">· </w:t>
+      </w:r>
+      <w:r>
+        <w:rPr w:rFonts="맑은 고딕">
+          <w:rFonts w:ascii="맑은 고딕" w:hAnsi="맑은 고딕" w:eastAsia="맑은 고딕"/>
+          <w:b/>
+          <w:color w:val="1F2937"/>
+          <w:sz w:val="21"/>
+        </w:rPr>
+        <w:t xml:space="preserve">그룹 소속: </w:t>
+      </w:r>
+      <w:r>
+        <w:rPr w:rFonts="맑은 고딕">
+          <w:rFonts w:ascii="맑은 고딕" w:hAnsi="맑은 고딕" w:eastAsia="맑은 고딕"/>
+          <w:b w:val="0"/>
+          <w:sz w:val="21"/>
+        </w:rPr>
+        <w:t>아트 블래키 앤 더 재즈 메신저스 (Art Blakey &amp; The Jazz Messengers, 리더/드러머)</w:t>
+      </w:r>
+    </w:p>
+    <w:p>
+      <w:pPr>
+        <w:spacing w:line="324" w:lineRule="auto" w:after="80"/>
+      </w:pPr>
+      <w:r>
+        <w:rPr w:rFonts="맑은 고딕">
+          <w:rFonts w:ascii="맑은 고딕" w:hAnsi="맑은 고딕" w:eastAsia="맑은 고딕"/>
+          <w:b w:val="0"/>
+          <w:color w:val="6B7280"/>
+          <w:sz w:val="21"/>
+        </w:rPr>
+        <w:t xml:space="preserve">· </w:t>
+      </w:r>
+      <w:r>
+        <w:rPr w:rFonts="맑은 고딕">
+          <w:rFonts w:ascii="맑은 고딕" w:hAnsi="맑은 고딕" w:eastAsia="맑은 고딕"/>
+          <w:b/>
+          <w:color w:val="1F2937"/>
+          <w:sz w:val="21"/>
+        </w:rPr>
+        <w:t xml:space="preserve">아티스트 소개: </w:t>
+      </w:r>
+      <w:r>
+        <w:rPr w:rFonts="맑은 고딕">
+          <w:rFonts w:ascii="맑은 고딕" w:hAnsi="맑은 고딕" w:eastAsia="맑은 고딕"/>
+          <w:b w:val="0"/>
+          <w:sz w:val="21"/>
+        </w:rPr>
+        <w:t>아트 블래키는 하드 밥(Hard Bop)이라는 재즈의 황금기를 개척하고 완성한 전설적인 드러머이자 밴드리더입니다. 특유의 강력한 프레스 롤(Press Roll)과 다이내믹한 심벌 워크를 무기로 반세기가 넘는 세월 동안 재즈계를 호령했습니다. 또한 그는 호레이스 실버, 클리포드 브라운, 웨인 쇼터, 우디 쇼 등 수많은 거장들을 발굴해 낸 재즈 역사상 가장 위대한 스승이자 음악적 산실이었습니다.</w:t>
+      </w:r>
+    </w:p>
+    <w:p>
+      <w:pPr>
+        <w:spacing w:line="324" w:lineRule="auto" w:before="200" w:after="80"/>
+      </w:pPr>
+      <w:r>
+        <w:rPr w:rFonts="맑은 고딕">
+          <w:rFonts w:ascii="맑은 고딕" w:hAnsi="맑은 고딕" w:eastAsia="맑은 고딕"/>
+          <w:b/>
+          <w:color w:val="1E3A8A"/>
+          <w:sz w:val="24"/>
+        </w:rPr>
+        <w:t>3. 음반 상세 분석</w:t>
+      </w:r>
+    </w:p>
+    <w:p>
+      <w:pPr>
+        <w:spacing w:line="324" w:lineRule="auto" w:after="80"/>
+      </w:pPr>
+      <w:r>
+        <w:rPr w:rFonts="맑은 고딕">
+          <w:rFonts w:ascii="맑은 고딕" w:hAnsi="맑은 고딕" w:eastAsia="맑은 고딕"/>
+          <w:b w:val="0"/>
+          <w:color w:val="6B7280"/>
+          <w:sz w:val="21"/>
+        </w:rPr>
+        <w:t xml:space="preserve">· </w:t>
+      </w:r>
+      <w:r>
+        <w:rPr w:rFonts="맑은 고딕">
+          <w:rFonts w:ascii="맑은 고딕" w:hAnsi="맑은 고딕" w:eastAsia="맑은 고딕"/>
+          <w:b/>
+          <w:color w:val="1F2937"/>
+          <w:sz w:val="21"/>
+        </w:rPr>
+        <w:t xml:space="preserve">역사적 위치: </w:t>
+      </w:r>
+      <w:r>
+        <w:rPr w:rFonts="맑은 고딕">
+          <w:rFonts w:ascii="맑은 고딕" w:hAnsi="맑은 고딕" w:eastAsia="맑은 고딕"/>
+          <w:b w:val="0"/>
+          <w:sz w:val="21"/>
+        </w:rPr>
+        <w:t>재즈 록과 퓨전 재즈의 물결이 거세게 밀려들던 1970년에 발표되었으나, 유행에 타협하지 않고 어쿠스틱 하드 밥의 숭고한 정통성을 현대적으로 재해석한 기념비적 수작입니다. 당시 젊은 사자였던 트럼피터 우디 쇼(Woody Shaw)와 테너 색소포니스트 카를로스 가넷(Carlos Garnett)을 전면에 내세워 모달 재즈의 진보적 색채와 전통적 스윙감을 이상적으로 융합했습니다.</w:t>
+      </w:r>
+    </w:p>
+    <w:p>
+      <w:pPr>
+        <w:spacing w:line="324" w:lineRule="auto" w:after="80"/>
+      </w:pPr>
+      <w:r>
+        <w:rPr w:rFonts="맑은 고딕">
+          <w:rFonts w:ascii="맑은 고딕" w:hAnsi="맑은 고딕" w:eastAsia="맑은 고딕"/>
+          <w:b w:val="0"/>
+          <w:color w:val="6B7280"/>
+          <w:sz w:val="21"/>
+        </w:rPr>
+        <w:t xml:space="preserve">· </w:t>
+      </w:r>
+      <w:r>
+        <w:rPr w:rFonts="맑은 고딕">
+          <w:rFonts w:ascii="맑은 고딕" w:hAnsi="맑은 고딕" w:eastAsia="맑은 고딕"/>
+          <w:b/>
+          <w:color w:val="1F2937"/>
+          <w:sz w:val="21"/>
+        </w:rPr>
+        <w:t xml:space="preserve">시대의 흔적(스토리텔링): </w:t>
+      </w:r>
+      <w:r>
+        <w:rPr w:rFonts="맑은 고딕">
+          <w:rFonts w:ascii="맑은 고딕" w:hAnsi="맑은 고딕" w:eastAsia="맑은 고딕"/>
+          <w:b w:val="0"/>
+          <w:sz w:val="21"/>
+        </w:rPr>
+        <w:t>반전 운동과 청년 문화의 격변기였던 1970년대 초, 혼란스러운 사회상 속에서 진정한 인간적 온기와 순수한 예술성을 갈망하던 이들에게 한 줄기 빛 같은 카타르시스를 선사했습니다. 유럽의 차분하고 지적인 공기 속에서 녹음된 이 앨범은 방황하던 당대 젊은이들에게 뜨거운 생명력과 위로의 서사를 고스란히 전해줍니다.</w:t>
+      </w:r>
+    </w:p>
+    <w:p>
+      <w:pPr>
+        <w:spacing w:line="324" w:lineRule="auto" w:before="200" w:after="80"/>
+      </w:pPr>
+      <w:r>
+        <w:rPr w:rFonts="맑은 고딕">
+          <w:rFonts w:ascii="맑은 고딕" w:hAnsi="맑은 고딕" w:eastAsia="맑은 고딕"/>
+          <w:b/>
+          <w:color w:val="1E3A8A"/>
+          <w:sz w:val="24"/>
+        </w:rPr>
+        <w:t>4. 주요 수록곡 및 감상 제언</w:t>
+      </w:r>
+    </w:p>
+    <w:p>
+      <w:pPr>
+        <w:spacing w:line="324" w:lineRule="auto" w:after="80"/>
+      </w:pPr>
+      <w:r>
+        <w:rPr w:rFonts="맑은 고딕">
+          <w:rFonts w:ascii="맑은 고딕" w:hAnsi="맑은 고딕" w:eastAsia="맑은 고딕"/>
+          <w:b w:val="0"/>
+          <w:color w:val="6B7280"/>
+          <w:sz w:val="21"/>
+        </w:rPr>
+        <w:t xml:space="preserve">· </w:t>
+      </w:r>
+      <w:r>
+        <w:rPr w:rFonts="맑은 고딕">
+          <w:rFonts w:ascii="맑은 고딕" w:hAnsi="맑은 고딕" w:eastAsia="맑은 고딕"/>
+          <w:b/>
+          <w:color w:val="1F2937"/>
+          <w:sz w:val="21"/>
+        </w:rPr>
+        <w:t xml:space="preserve">주요 수록곡 특징: </w:t>
+      </w:r>
+      <w:r>
+        <w:rPr w:rFonts="맑은 고딕">
+          <w:rFonts w:ascii="맑은 고딕" w:hAnsi="맑은 고딕" w:eastAsia="맑은 고딕"/>
+          <w:b w:val="0"/>
+          <w:sz w:val="21"/>
+        </w:rPr>
+        <w:t>우디 쇼의 날카롭고도 감각적인 멜로디 라인이 압도적인 'Moontrane'은 정교한 화성미와 질주하는 리듬의 극치를 선사합니다. 이어지는 'Theme for Ernie'와 같은 발라드 트랙에서는 숨을 멎게 만드는 관악기의 아련한 서정성과 블래키의 절제된 브러시 터치가 어우러져 깊은 여운을 남깁니다.</w:t>
+      </w:r>
+    </w:p>
+    <w:p>
+      <w:pPr>
+        <w:spacing w:line="324" w:lineRule="auto" w:after="80"/>
+      </w:pPr>
+      <w:r>
+        <w:rPr w:rFonts="맑은 고딕">
+          <w:rFonts w:ascii="맑은 고딕" w:hAnsi="맑은 고딕" w:eastAsia="맑은 고딕"/>
+          <w:b w:val="0"/>
+          <w:color w:val="6B7280"/>
+          <w:sz w:val="21"/>
+        </w:rPr>
+        <w:t xml:space="preserve">· </w:t>
+      </w:r>
+      <w:r>
+        <w:rPr w:rFonts="맑은 고딕">
+          <w:rFonts w:ascii="맑은 고딕" w:hAnsi="맑은 고딕" w:eastAsia="맑은 고딕"/>
+          <w:b/>
+          <w:color w:val="1F2937"/>
+          <w:sz w:val="21"/>
+        </w:rPr>
+        <w:t xml:space="preserve">빈티지 감상 제언: </w:t>
+      </w:r>
+      <w:r>
+        <w:rPr w:rFonts="맑은 고딕">
+          <w:rFonts w:ascii="맑은 고딕" w:hAnsi="맑은 고딕" w:eastAsia="맑은 고딕"/>
+          <w:b w:val="0"/>
+          <w:sz w:val="21"/>
+        </w:rPr>
+        <w:t>독일 MPS 특유의 투명하고 입체적인 스테레오 정위감이 돋보이는 LP인 만큼, 진공관 앰프의 부드러운 온기와 중역대가 충실한 빈티지 스피커로 청음할 때 그 진가가 드러납니다. 묵직하게 바닥을 울리는 킥 드럼의 펀치력과 하이햇 심벌의 미세한 금속성 잔향이 공간을 가득 채우는 아날로그 음향의 쾌감을 만끽할 수 있습니다.</w:t>
+      </w:r>
+    </w:p>
+    <w:p>
+      <w:pPr>
+        <w:spacing w:line="324" w:lineRule="auto" w:after="80"/>
+      </w:pPr>
+      <w:r>
+        <w:rPr w:rFonts="맑은 고딕">
+          <w:rFonts w:ascii="맑은 고딕" w:hAnsi="맑은 고딕" w:eastAsia="맑은 고딕"/>
+          <w:b w:val="0"/>
+          <w:color w:val="6B7280"/>
+          <w:sz w:val="21"/>
+        </w:rPr>
+        <w:t xml:space="preserve">· </w:t>
+      </w:r>
+      <w:r>
+        <w:rPr w:rFonts="맑은 고딕">
+          <w:rFonts w:ascii="맑은 고딕" w:hAnsi="맑은 고딕" w:eastAsia="맑은 고딕"/>
+          <w:b/>
+          <w:color w:val="1F2937"/>
+          <w:sz w:val="21"/>
+        </w:rPr>
+        <w:t xml:space="preserve">소장 가치: </w:t>
+      </w:r>
+      <w:r>
+        <w:rPr w:rFonts="맑은 고딕">
+          <w:rFonts w:ascii="맑은 고딕" w:hAnsi="맑은 고딕" w:eastAsia="맑은 고딕"/>
+          <w:b w:val="0"/>
+          <w:sz w:val="21"/>
+        </w:rPr>
+        <w:t>뛰어난 음악적 완성도뿐만 아니라 오디오파일급 프레싱 퀄리티를 지닌 유럽 명문 레이블의 초기반으로, 재즈 바이닐 컬렉터라면 반드시 랙의 중심에 꽂아두어야 할 희소성과 심미적 가치를 모두 갖추고 있습니다.</w:t>
+      </w:r>
+    </w:p>
+    <w:p>
+      <w:pPr>
+        <w:spacing w:line="324" w:lineRule="auto" w:after="120" w:before="160"/>
+      </w:pPr>
+      <w:r>
+        <w:rPr w:rFonts="맑은 고딕">
+          <w:rFonts w:ascii="맑은 고딕" w:hAnsi="맑은 고딕" w:eastAsia="맑은 고딕"/>
+          <w:b/>
+          <w:color w:val="4338CA"/>
+          <w:sz w:val="21"/>
+        </w:rPr>
+        <w:t>이 음반을 통해 아날로그 턴테이블의 깊은 울림 속에서 거장의 영혼이 빚어낸 뜨거운 스윙과 낭만을 전해주는 감동을 다시 한번 경험해 보시는 것은 어떨까요?</w:t>
       </w:r>
     </w:p>
     <w:sectPr>
       <w:pgSz w:w="12240" w:h="15840"/>
-      <w:pgMar w:top="1440" w:right="1440" w:bottom="1440" w:left="1440" w:header="720" w:footer="720" w:gutter="0"/>
+      <w:pgMar w:top="1152" w:right="1296" w:bottom="1152" w:left="1296" w:header="720" w:footer="720" w:gutter="0"/>
       <w:cols w:space="720"/>
       <w:docGrid w:linePitch="360"/>
     </w:sectPr>

--- a/word_reports/LP_0062_위치_350_Art Blakey ..._Jazz Messe.docx
+++ b/word_reports/LP_0062_위치_350_Art Blakey ..._Jazz Messe.docx
@@ -32,7 +32,7 @@
     </w:p>
     <w:p>
       <w:pPr>
-        <w:spacing w:line="324" w:lineRule="auto" w:before="80" w:after="160"/>
+        <w:spacing w:line="324" w:lineRule="auto" w:before="80" w:after="120"/>
       </w:pPr>
       <w:r>
         <w:rPr w:rFonts="맑은 고딕">
@@ -42,13 +42,6 @@
           <w:sz w:val="22"/>
         </w:rPr>
         <w:t xml:space="preserve">[음반 소개] </w:t>
-      </w:r>
-      <w:r>
-        <w:rPr w:rFonts="맑은 고딕">
-          <w:rFonts w:ascii="맑은 고딕" w:hAnsi="맑은 고딕" w:eastAsia="맑은 고딕"/>
-          <w:b w:val="0"/>
-          <w:sz w:val="21"/>
-        </w:rPr>
       </w:r>
     </w:p>
     <w:p>
@@ -61,7 +54,46 @@
           <w:b w:val="0"/>
           <w:sz w:val="21"/>
         </w:rPr>
-        <w:t>하드 밥의 심장이자 재즈 역사의 가장 위대한 고동으로 불리는 드러머 아트 블래키가 1970년대의 문턱에서 선보인 격정과 서정의 결정체입니다. 격동의 시대적 변화 속에서도 전통적인 재즈의 뿌리를 굳건히 지키며, 젊은 혈기의 비르투오소들과 함께 폭발적인 스윙의 에너지를 뿜어냅니다. 거장의 노련한 리듬과 전도유망한 신예들의 첨예한 인터플레이가 교차하는 이 음반은 아날로그 시대의 찬란한 숨결을 그대로 품고 있습니다. 턴테이블의 바늘 끝을 타고 흐르는 묵직한 베이스 드럼의 울림은 듣는 이의 가슴속 깊은 곳까지 진한 재즈의 향취로 물들입니다.</w:t>
+        <w:t>1970년이라는 시간의 문턱턱은 재즈 역사상 가장 격렬한 지각변동이 일어난 격동의 분기점이었습니다. 마일스 데이비스가 촉발한 재즈 록 퓨전의 거대한 파고와 전 세계를 뒤흔든 사이케델릭 록의 물결 속에서, 전통적인 어쿠스틱 재즈는 존폐의 기로에 서 있는 듯 보였습니다. 그러나 이러한 시대적 소용돌이 속에서도 하드밥(Hard Bop)의 불멸의 심장, 아트 블래키는 결코 흔들리지 않았습니다. 본작 [Jazz Messengers '70]은 시대의 유행에 휩쓸리지 않고 정통 모던 재즈의 순수한 박동과 영혼을 묵묵히, 그러나 그 어느 때보다 뜨겁게 증명해 낸 위대한 선언문과도 같은 음반입니다.</w:t>
+      </w:r>
+    </w:p>
+    <w:p>
+      <w:pPr>
+        <w:spacing w:line="324" w:lineRule="auto" w:after="120"/>
+      </w:pPr>
+      <w:r>
+        <w:rPr w:rFonts="맑은 고딕">
+          <w:rFonts w:ascii="맑은 고딕" w:hAnsi="맑은 고딕" w:eastAsia="맑은 고딕"/>
+          <w:b w:val="0"/>
+          <w:sz w:val="21"/>
+        </w:rPr>
+        <w:t>이 음반은 아트 블래키가 이끄는 '재즈 메신저스'의 유구한 역사 속에서도 매우 특별하고 매혹적인 전기를 보여줍니다. 당대 최고의 명연주자였던 트럼피터 빌 하드먼(Bill Hardman)의 예리하고 직관적인 블로잉과 카를로스 가넷(Carlos Garnett)의 열정적인 색소폰, 그리고 재즈 메신저스 최초의 여성 피아니스트로서 역사를 새로 쓴 조앤 브래킨(Joanne Brackeen)의 독창적이고 과감한 터치가 블래키의 천둥 같은 드럼 비트 위에서 경이로운 조화를 이룹니다. 블래키 특유의 전매특허인 '프레스 롤(Press Roll)'과 아프리카적 대지성을 품은 폴리리듬은 밴드 전체를 견인하며, 하드밥이 도달할 수 있는 가장 농밀하고도 세련된 앙상블을 완성해 냅니다.</w:t>
+      </w:r>
+    </w:p>
+    <w:p>
+      <w:pPr>
+        <w:spacing w:line="324" w:lineRule="auto" w:after="120"/>
+      </w:pPr>
+      <w:r>
+        <w:rPr w:rFonts="맑은 고딕">
+          <w:rFonts w:ascii="맑은 고딕" w:hAnsi="맑은 고딕" w:eastAsia="맑은 고딕"/>
+          <w:b w:val="0"/>
+          <w:sz w:val="21"/>
+        </w:rPr>
+        <w:t>아트 블래키가 평생을 바쳐 전하고자 했던 음악적 철학은 명료했습니다. "재즈는 일상의 번뇌와 먼지를 씻어내는 영혼의 세례"라는 그의 신념처럼, 수록곡 전반에 흐르는 블루스의 진한 정조와 폭발적인 스윙감은 듣는 이의 심장에 직접 가닿는 강렬한 카타르시스를 선사합니다. 시대가 아무리 현란한 전자 음향으로 채워질지라도, 인간의 숨결과 손끝의 마찰, 그리고 나무와 쇠가 부딪쳐 내는 어쿠스틱 사운드의 진정성은 결코 퇴색될 수 없음을 이 음반은 웅변하고 있습니다.</w:t>
+      </w:r>
+    </w:p>
+    <w:p>
+      <w:pPr>
+        <w:spacing w:line="324" w:lineRule="auto" w:after="120"/>
+      </w:pPr>
+      <w:r>
+        <w:rPr w:rFonts="맑은 고딕">
+          <w:rFonts w:ascii="맑은 고딕" w:hAnsi="맑은 고딕" w:eastAsia="맑은 고딕"/>
+          <w:b w:val="0"/>
+          <w:sz w:val="21"/>
+        </w:rPr>
+        <w:t>반세기가 훌쩍 지난 오늘날에도 이 음반이 전해주는 서정적 울림은 조금도 바래지 않았습니다. 턴테이블 위에서 회전하는 소리골을 따라 울려 퍼지는 격정적이면서도 한없이 따뜻한 멜로디는, 낭만과 치열함이 공존했던 1970년 그 찬란했던 재즈의 순간으로 우리를 안내합니다. [Jazz Messengers '70]은 단순한 과거의 유물이 아닌, 시대를 초월하여 생동하는 재즈의 순수한 생명력을 여전히 찬연하게 발산하고 있는 불멸의 명반입니다.</w:t>
       </w:r>
     </w:p>
     <w:p>
@@ -168,7 +200,7 @@
           <w:b w:val="0"/>
           <w:sz w:val="21"/>
         </w:rPr>
-        <w:t>1970년 명문 오디오파일 레이블인 독일 MPS(Musik Produktion Schwarzwald)를 통해 발매되었으며, 유럽 투어 중 완벽한 음향 설계를 자랑하는 스튜디오에서 최고의 컨디션으로 정교하게 녹음된 명반입니다.</w:t>
+        <w:t>1970년 발매. 퓨전 재즈의 발흥기 속에서 정통 하드밥의 정수를 현대적 감각으로 재해석하여 기록한 역사적 스튜디오 및 라이브 세션의 산물.</w:t>
       </w:r>
     </w:p>
     <w:p>
@@ -199,7 +231,7 @@
           <w:b w:val="0"/>
           <w:sz w:val="21"/>
         </w:rPr>
-        <w:t>유럽 및 일본을 중심으로 하드 밥 마니아들과 오디오파일 애호가들 사이에서 열광적인 반응을 얻었으며, 수준 높은 녹음 완성도에 힘입어 전 세계 재즈 LP 수집가들 사이에서 꾸준히 사랑받는 스테디셀러로 자리 잡았습니다.</w:t>
+        <w:t>발매 당시 일본과 유럽을 중심으로 폭발적인 애호가층의 지지를 얻었으며, 시대를 역행하는 순수 어쿠스틱 사운드로 전 세계 재즈 마니아들 사이에서 꾸준히 회자된 정통파 스테디셀러.</w:t>
       </w:r>
     </w:p>
     <w:p>
@@ -230,7 +262,7 @@
           <w:b w:val="0"/>
           <w:sz w:val="21"/>
         </w:rPr>
-        <w:t>그래미 명예의 전당 헌액자이자 전미예술기금(NEA) 재즈 마스터인 아트 블래키의 원숙기를 증명하는 작품으로, 다운비트(DownBeat) 등 권위 있는 재즈 평단으로부터 '변치 않는 하드 밥의 순수한 정기'라는 극찬을 받았습니다.</w:t>
+        <w:t>그래미 평생공로상 수상자이자 다운비트(DownBeat) 명예의 전당 헌액자인 아트 블래키의 관록이 빛나는 작품으로, 평단으로부터 1970년대 어쿠스틱 하드밥의 자존심을 지켜낸 역작으로 공인받음.</w:t>
       </w:r>
     </w:p>
     <w:p>
@@ -275,7 +307,7 @@
           <w:b w:val="0"/>
           <w:sz w:val="21"/>
         </w:rPr>
-        <w:t>미국 (USA)</w:t>
+        <w:t>미국 (U.S.A.)</w:t>
       </w:r>
     </w:p>
     <w:p>
@@ -337,7 +369,7 @@
           <w:b w:val="0"/>
           <w:sz w:val="21"/>
         </w:rPr>
-        <w:t>아트 블래키 앤 더 재즈 메신저스 (Art Blakey &amp; The Jazz Messengers, 리더/드러머)</w:t>
+        <w:t>Art Blakey &amp; The Jazz Messengers (리더 및 드러머)</w:t>
       </w:r>
     </w:p>
     <w:p>
@@ -368,7 +400,7 @@
           <w:b w:val="0"/>
           <w:sz w:val="21"/>
         </w:rPr>
-        <w:t>아트 블래키는 하드 밥(Hard Bop)이라는 재즈의 황금기를 개척하고 완성한 전설적인 드러머이자 밴드리더입니다. 특유의 강력한 프레스 롤(Press Roll)과 다이내믹한 심벌 워크를 무기로 반세기가 넘는 세월 동안 재즈계를 호령했습니다. 또한 그는 호레이스 실버, 클리포드 브라운, 웨인 쇼터, 우디 쇼 등 수많은 거장들을 발굴해 낸 재즈 역사상 가장 위대한 스승이자 음악적 산실이었습니다.</w:t>
+        <w:t>하드밥의 황금기를 개척하고 재즈 드럼의 교과서를 완성한 독보적인 거장입니다. 재즈 메신저스를 '재즈의 사관학교'로 운영하며 수많은 재즈 거장들을 배출해 냈고, 폭발적인 다이내믹과 깊은 아프로-큐반 리듬 감각으로 20세기 현대 대중음악사에 굵직한 족적을 남겼습니다.</w:t>
       </w:r>
     </w:p>
     <w:p>
@@ -413,7 +445,7 @@
           <w:b w:val="0"/>
           <w:sz w:val="21"/>
         </w:rPr>
-        <w:t>재즈 록과 퓨전 재즈의 물결이 거세게 밀려들던 1970년에 발표되었으나, 유행에 타협하지 않고 어쿠스틱 하드 밥의 숭고한 정통성을 현대적으로 재해석한 기념비적 수작입니다. 당시 젊은 사자였던 트럼피터 우디 쇼(Woody Shaw)와 테너 색소포니스트 카를로스 가넷(Carlos Garnett)을 전면에 내세워 모달 재즈의 진보적 색채와 전통적 스윙감을 이상적으로 융합했습니다.</w:t>
+        <w:t>1970년대 초반 록 음악과 재즈의 결합이 주류를 이루던 변혁의 시기에, 하드밥 특유의 탄력 넘치는 스윙과 블루스적 뿌리가 여전히 유효함을 선언한 전환기적 걸작입니다.</w:t>
       </w:r>
     </w:p>
     <w:p>
@@ -444,7 +476,7 @@
           <w:b w:val="0"/>
           <w:sz w:val="21"/>
         </w:rPr>
-        <w:t>반전 운동과 청년 문화의 격변기였던 1970년대 초, 혼란스러운 사회상 속에서 진정한 인간적 온기와 순수한 예술성을 갈망하던 이들에게 한 줄기 빛 같은 카타르시스를 선사했습니다. 유럽의 차분하고 지적인 공기 속에서 녹음된 이 앨범은 방황하던 당대 젊은이들에게 뜨거운 생명력과 위로의 서사를 고스란히 전해줍니다.</w:t>
+        <w:t>베트남 전쟁과 사회적 혼란, 급격한 대중문화의 변화 속에서 방황하던 당대 젊은이들에게 어쿠스틱 악기들이 뿜어내는 순수한 에너지와 즉흥연주의 쾌감을 통해 깊은 정서적 안식과 해방감을 안겨준 시대의 기록입니다.</w:t>
       </w:r>
     </w:p>
     <w:p>
@@ -489,7 +521,7 @@
           <w:b w:val="0"/>
           <w:sz w:val="21"/>
         </w:rPr>
-        <w:t>우디 쇼의 날카롭고도 감각적인 멜로디 라인이 압도적인 'Moontrane'은 정교한 화성미와 질주하는 리듬의 극치를 선사합니다. 이어지는 'Theme for Ernie'와 같은 발라드 트랙에서는 숨을 멎게 만드는 관악기의 아련한 서정성과 블래키의 절제된 브러시 터치가 어우러져 깊은 여운을 남깁니다.</w:t>
+        <w:t>밴드의 상징적인 명곡들이 한층 더 무르익은 편곡과 원숙한 호흡으로 펼쳐집니다. 빌 하드먼의 날카롭고도 투명한 트럼펫 인트로, 조앤 브래킨의 지적이면서도 격정적인 피아노 독주, 그리고 곡 전체를 폭풍처럼 휘감는 블래키의 파워풀한 드러밍이 완벽한 음악적 기승전결을 이룹니다.</w:t>
       </w:r>
     </w:p>
     <w:p>
@@ -520,7 +552,7 @@
           <w:b w:val="0"/>
           <w:sz w:val="21"/>
         </w:rPr>
-        <w:t>독일 MPS 특유의 투명하고 입체적인 스테레오 정위감이 돋보이는 LP인 만큼, 진공관 앰프의 부드러운 온기와 중역대가 충실한 빈티지 스피커로 청음할 때 그 진가가 드러납니다. 묵직하게 바닥을 울리는 킥 드럼의 펀치력과 하이햇 심벌의 미세한 금속성 잔향이 공간을 가득 채우는 아날로그 음향의 쾌감을 만끽할 수 있습니다.</w:t>
+        <w:t>턴테이블의 바늘이 안착하는 순간 전해지는 베이스 드럼의 묵직한 타격감과 스네어 드럼의 림샷, 심벌의 공기감 넘치는 배음은 진공관 앰프 특유의 따뜻하고 두터운 질감과 어우러질 때 현장감 넘치는 감동을 배가시킵니다.</w:t>
       </w:r>
     </w:p>
     <w:p>
@@ -551,7 +583,7 @@
           <w:b w:val="0"/>
           <w:sz w:val="21"/>
         </w:rPr>
-        <w:t>뛰어난 음악적 완성도뿐만 아니라 오디오파일급 프레싱 퀄리티를 지닌 유럽 명문 레이블의 초기반으로, 재즈 바이닐 컬렉터라면 반드시 랙의 중심에 꽂아두어야 할 희소성과 심미적 가치를 모두 갖추고 있습니다.</w:t>
+        <w:t>조앤 브래킨이 참여한 재즈 메신저스의 희귀하고도 찬란한 라인업을 기록하고 있는 음반으로, 하드밥의 정수를 아날로그 LP 본연의 깊이감으로 온전히 소장하고자 하는 정통 컬렉터들에게 대체 불가능한 소장 가치를 지닙니다.</w:t>
       </w:r>
     </w:p>
     <w:p>
@@ -565,7 +597,7 @@
           <w:color w:val="4338CA"/>
           <w:sz w:val="21"/>
         </w:rPr>
-        <w:t>이 음반을 통해 아날로그 턴테이블의 깊은 울림 속에서 거장의 영혼이 빚어낸 뜨거운 스윙과 낭만을 전해주는 감동을 다시 한번 경험해 보시는 것은 어떨까요?</w:t>
+        <w:t>이 음반을 통해 세월이 흘러도 결코 식지 않는 하드밥의 뜨거운 영혼과 아날로그 LP가 전해주는 감동을 다시 한번 경험해 보시는 것은 어떨까요?</w:t>
       </w:r>
     </w:p>
     <w:sectPr>
